--- a/myprojects/GatiGo/GatiGo_Pitch_Document.docx
+++ b/myprojects/GatiGo/GatiGo_Pitch_Document.docx
@@ -1,6 +1,6 @@
 
 <file path=word/document.xml><?xml version="1.0" encoding="utf-8"?>
-<w:document xmlns:wpc="http://schemas.microsoft.com/office/word/2010/wordprocessingCanvas" xmlns:mc="http://schemas.openxmlformats.org/markup-compatibility/2006" xmlns:o="urn:schemas-microsoft-com:office:office" xmlns:r="http://schemas.openxmlformats.org/officeDocument/2006/relationships" xmlns:m="http://schemas.openxmlformats.org/officeDocument/2006/math" xmlns:v="urn:schemas-microsoft-com:vml" xmlns:wp14="http://schemas.microsoft.com/office/word/2010/wordprocessingDrawing" xmlns:wp="http://schemas.openxmlformats.org/drawingml/2006/wordprocessingDrawing" xmlns:w10="urn:schemas-microsoft-com:office:word" xmlns:w="http://schemas.openxmlformats.org/wordprocessingml/2006/main" xmlns:w14="http://schemas.microsoft.com/office/word/2010/wordml" xmlns:w15="http://schemas.microsoft.com/office/word/2012/wordml" xmlns:wpg="http://schemas.microsoft.com/office/word/2010/wordprocessingGroup" xmlns:wpi="http://schemas.microsoft.com/office/word/2010/wordprocessingInk" xmlns:wne="http://schemas.microsoft.com/office/word/2006/wordml" xmlns:wps="http://schemas.microsoft.com/office/word/2010/wordprocessingShape" mc:Ignorable="w14 w15 wp14">
+<w:document xmlns:wpc="http://schemas.microsoft.com/office/word/2010/wordprocessingCanvas" xmlns:cx="http://schemas.microsoft.com/office/drawing/2014/chartex" xmlns:cx1="http://schemas.microsoft.com/office/drawing/2015/9/8/chartex" xmlns:cx2="http://schemas.microsoft.com/office/drawing/2015/10/21/chartex" xmlns:cx3="http://schemas.microsoft.com/office/drawing/2016/5/9/chartex" xmlns:cx4="http://schemas.microsoft.com/office/drawing/2016/5/10/chartex" xmlns:cx5="http://schemas.microsoft.com/office/drawing/2016/5/11/chartex" xmlns:cx6="http://schemas.microsoft.com/office/drawing/2016/5/12/chartex" xmlns:cx7="http://schemas.microsoft.com/office/drawing/2016/5/13/chartex" xmlns:cx8="http://schemas.microsoft.com/office/drawing/2016/5/14/chartex" xmlns:mc="http://schemas.openxmlformats.org/markup-compatibility/2006" xmlns:aink="http://schemas.microsoft.com/office/drawing/2016/ink" xmlns:am3d="http://schemas.microsoft.com/office/drawing/2017/model3d" xmlns:o="urn:schemas-microsoft-com:office:office" xmlns:oel="http://schemas.microsoft.com/office/2019/extlst" xmlns:r="http://schemas.openxmlformats.org/officeDocument/2006/relationships" xmlns:m="http://schemas.openxmlformats.org/officeDocument/2006/math" xmlns:v="urn:schemas-microsoft-com:vml" xmlns:wp14="http://schemas.microsoft.com/office/word/2010/wordprocessingDrawing" xmlns:wp="http://schemas.openxmlformats.org/drawingml/2006/wordprocessingDrawing" xmlns:w10="urn:schemas-microsoft-com:office:word" xmlns:w="http://schemas.openxmlformats.org/wordprocessingml/2006/main" xmlns:w14="http://schemas.microsoft.com/office/word/2010/wordml" xmlns:w15="http://schemas.microsoft.com/office/word/2012/wordml" xmlns:w16cex="http://schemas.microsoft.com/office/word/2018/wordml/cex" xmlns:w16cid="http://schemas.microsoft.com/office/word/2016/wordml/cid" xmlns:w16="http://schemas.microsoft.com/office/word/2018/wordml" xmlns:w16du="http://schemas.microsoft.com/office/word/2023/wordml/word16du" xmlns:w16sdtdh="http://schemas.microsoft.com/office/word/2020/wordml/sdtdatahash" xmlns:w16sdtfl="http://schemas.microsoft.com/office/word/2024/wordml/sdtformatlock" xmlns:w16se="http://schemas.microsoft.com/office/word/2015/wordml/symex" xmlns:wpg="http://schemas.microsoft.com/office/word/2010/wordprocessingGroup" xmlns:wpi="http://schemas.microsoft.com/office/word/2010/wordprocessingInk" xmlns:wne="http://schemas.microsoft.com/office/word/2006/wordml" xmlns:wps="http://schemas.microsoft.com/office/word/2010/wordprocessingShape" mc:Ignorable="w14 w15 w16se w16cid w16 w16cex w16sdtdh w16sdtfl w16du wp14">
   <w:body>
     <w:p>
       <w:pPr>
@@ -33,7 +33,7 @@
           <w:sz w:val="32"/>
           <w:szCs w:val="32"/>
         </w:rPr>
-        <w:t xml:space="preserve">@Safar </w:t>
+        <w:t xml:space="preserve">@Safar Bhii, </w:t>
       </w:r>
       <w:proofErr w:type="spellStart"/>
       <w:r>
@@ -44,7 +44,7 @@
           <w:sz w:val="32"/>
           <w:szCs w:val="32"/>
         </w:rPr>
-        <w:t>Bhii</w:t>
+        <w:t>Bachatt</w:t>
       </w:r>
       <w:proofErr w:type="spellEnd"/>
       <w:r>
@@ -55,51 +55,7 @@
           <w:sz w:val="32"/>
           <w:szCs w:val="32"/>
         </w:rPr>
-        <w:t xml:space="preserve">, </w:t>
-      </w:r>
-      <w:proofErr w:type="spellStart"/>
-      <w:r>
-        <w:rPr>
-          <w:i/>
-          <w:iCs/>
-          <w:color w:val="2E4082"/>
-          <w:sz w:val="32"/>
-          <w:szCs w:val="32"/>
-        </w:rPr>
-        <w:t>Bachatt</w:t>
-      </w:r>
-      <w:proofErr w:type="spellEnd"/>
-      <w:r>
-        <w:rPr>
-          <w:i/>
-          <w:iCs/>
-          <w:color w:val="2E4082"/>
-          <w:sz w:val="32"/>
-          <w:szCs w:val="32"/>
-        </w:rPr>
-        <w:t xml:space="preserve"> </w:t>
-      </w:r>
-      <w:proofErr w:type="spellStart"/>
-      <w:r>
-        <w:rPr>
-          <w:i/>
-          <w:iCs/>
-          <w:color w:val="2E4082"/>
-          <w:sz w:val="32"/>
-          <w:szCs w:val="32"/>
-        </w:rPr>
-        <w:t>Bhi</w:t>
-      </w:r>
-      <w:proofErr w:type="spellEnd"/>
-      <w:r>
-        <w:rPr>
-          <w:i/>
-          <w:iCs/>
-          <w:color w:val="2E4082"/>
-          <w:sz w:val="32"/>
-          <w:szCs w:val="32"/>
-        </w:rPr>
-        <w:t>!!</w:t>
+        <w:t xml:space="preserve"> Bhi!!</w:t>
       </w:r>
     </w:p>
     <w:p>
@@ -155,106 +111,24 @@
           <w:sz w:val="20"/>
           <w:szCs w:val="20"/>
         </w:rPr>
-        <w:t xml:space="preserve">Team: </w:t>
-      </w:r>
-      <w:proofErr w:type="spellStart"/>
+        <w:t xml:space="preserve">Team: Ankit Singh (Leader) · Anjani Kr. · Suraj Ch. · Vivek </w:t>
+      </w:r>
       <w:r>
         <w:rPr>
           <w:color w:val="888888"/>
           <w:sz w:val="20"/>
           <w:szCs w:val="20"/>
         </w:rPr>
-        <w:t>Ankit</w:t>
-      </w:r>
-      <w:proofErr w:type="spellEnd"/>
+        <w:t>Kr</w:t>
+      </w:r>
       <w:r>
         <w:rPr>
           <w:color w:val="888888"/>
           <w:sz w:val="20"/>
           <w:szCs w:val="20"/>
         </w:rPr>
-        <w:t xml:space="preserve"> Singh (Leader) · </w:t>
-      </w:r>
-      <w:proofErr w:type="spellStart"/>
-      <w:r>
-        <w:rPr>
-          <w:color w:val="888888"/>
-          <w:sz w:val="20"/>
-          <w:szCs w:val="20"/>
-        </w:rPr>
-        <w:t>Anjani</w:t>
-      </w:r>
-      <w:proofErr w:type="spellEnd"/>
-      <w:r>
-        <w:rPr>
-          <w:color w:val="888888"/>
-          <w:sz w:val="20"/>
-          <w:szCs w:val="20"/>
-        </w:rPr>
-        <w:t xml:space="preserve"> Kr. · </w:t>
-      </w:r>
-      <w:proofErr w:type="spellStart"/>
-      <w:r>
-        <w:rPr>
-          <w:color w:val="888888"/>
-          <w:sz w:val="20"/>
-          <w:szCs w:val="20"/>
-        </w:rPr>
-        <w:t>Suraj</w:t>
-      </w:r>
-      <w:proofErr w:type="spellEnd"/>
-      <w:r>
-        <w:rPr>
-          <w:color w:val="888888"/>
-          <w:sz w:val="20"/>
-          <w:szCs w:val="20"/>
-        </w:rPr>
-        <w:t xml:space="preserve"> Ch. · </w:t>
-      </w:r>
-      <w:proofErr w:type="spellStart"/>
-      <w:r>
-        <w:rPr>
-          <w:color w:val="888888"/>
-          <w:sz w:val="20"/>
-          <w:szCs w:val="20"/>
-        </w:rPr>
-        <w:t>Vivek</w:t>
-      </w:r>
-      <w:proofErr w:type="spellEnd"/>
-      <w:r>
-        <w:rPr>
-          <w:color w:val="888888"/>
-          <w:sz w:val="20"/>
-          <w:szCs w:val="20"/>
-        </w:rPr>
-        <w:t xml:space="preserve"> </w:t>
-      </w:r>
-      <w:r>
-        <w:rPr>
-          <w:color w:val="888888"/>
-          <w:sz w:val="20"/>
-          <w:szCs w:val="20"/>
-        </w:rPr>
-        <w:t>Kr</w:t>
-      </w:r>
-      <w:r>
-        <w:rPr>
-          <w:color w:val="888888"/>
-          <w:sz w:val="20"/>
-          <w:szCs w:val="20"/>
-        </w:rPr>
-        <w:t xml:space="preserve"> · </w:t>
-      </w:r>
-      <w:proofErr w:type="spellStart"/>
-      <w:r>
-        <w:rPr>
-          <w:color w:val="888888"/>
-          <w:sz w:val="20"/>
-          <w:szCs w:val="20"/>
-        </w:rPr>
-        <w:t>Nomaan</w:t>
-      </w:r>
-      <w:proofErr w:type="spellEnd"/>
+        <w:t xml:space="preserve"> · Nomaan</w:t>
+      </w:r>
     </w:p>
     <w:p>
       <w:r>
@@ -267,15 +141,7 @@
       </w:pPr>
       <w:r>
         <w:lastRenderedPageBreak/>
-        <w:t xml:space="preserve">1. </w:t>
-      </w:r>
-      <w:proofErr w:type="spellStart"/>
-      <w:r>
-        <w:t>Startup</w:t>
-      </w:r>
-      <w:proofErr w:type="spellEnd"/>
-      <w:r>
-        <w:t xml:space="preserve"> Concept</w:t>
+        <w:t>1. Startup Concept</w:t>
       </w:r>
     </w:p>
     <w:p>
@@ -547,19 +413,11 @@
         </w:numPr>
         <w:spacing w:before="60" w:after="60"/>
       </w:pPr>
-      <w:proofErr w:type="spellStart"/>
       <w:r>
         <w:rPr>
           <w:color w:val="333333"/>
         </w:rPr>
-        <w:t>Millennials</w:t>
-      </w:r>
-      <w:proofErr w:type="spellEnd"/>
-      <w:r>
-        <w:rPr>
-          <w:color w:val="333333"/>
-        </w:rPr>
-        <w:t xml:space="preserve"> and Gen Z who prefer shared, on-demand mobility over car ownership</w:t>
+        <w:t>Millennials and Gen Z who prefer shared, on-demand mobility over car ownership</w:t>
       </w:r>
     </w:p>
     <w:p>
@@ -646,21 +504,7 @@
         <w:rPr>
           <w:color w:val="333333"/>
         </w:rPr>
-        <w:t xml:space="preserve"> operates on a Platform-as-a-Service (</w:t>
-      </w:r>
-      <w:proofErr w:type="spellStart"/>
-      <w:r>
-        <w:rPr>
-          <w:color w:val="333333"/>
-        </w:rPr>
-        <w:t>PaaS</w:t>
-      </w:r>
-      <w:proofErr w:type="spellEnd"/>
-      <w:r>
-        <w:rPr>
-          <w:color w:val="333333"/>
-        </w:rPr>
-        <w:t>) model, acting as a marketplace that connects drivers and passengers while earning revenue from multiple streams.</w:t>
+        <w:t xml:space="preserve"> operates on a Platform-as-a-Service (PaaS) model, acting as a marketplace that connects drivers and passengers while earning revenue from multiple streams.</w:t>
       </w:r>
     </w:p>
     <w:p>
@@ -783,15 +627,7 @@
         <w:pStyle w:val="Heading2"/>
       </w:pPr>
       <w:r>
-        <w:t xml:space="preserve">Revenue Streams — Year 1 </w:t>
-      </w:r>
-      <w:proofErr w:type="spellStart"/>
-      <w:r>
-        <w:t>vs</w:t>
-      </w:r>
-      <w:proofErr w:type="spellEnd"/>
-      <w:r>
-        <w:t xml:space="preserve"> Year 3</w:t>
+        <w:t>Revenue Streams — Year 1 vs Year 3</w:t>
       </w:r>
     </w:p>
     <w:tbl>
@@ -876,9 +712,29 @@
                 <w:sz w:val="20"/>
                 <w:szCs w:val="20"/>
               </w:rPr>
-              <w:t>Monthly (</w:t>
-            </w:r>
-            <w:proofErr w:type="spellStart"/>
+              <w:t>Monthly (Yr 1)</w:t>
+            </w:r>
+          </w:p>
+        </w:tc>
+        <w:tc>
+          <w:tcPr>
+            <w:tcW w:w="2340" w:type="dxa"/>
+            <w:tcBorders>
+              <w:top w:val="single" w:sz="1" w:space="0" w:color="CCCCCC"/>
+              <w:left w:val="single" w:sz="1" w:space="0" w:color="CCCCCC"/>
+              <w:bottom w:val="single" w:sz="1" w:space="0" w:color="CCCCCC"/>
+              <w:right w:val="single" w:sz="1" w:space="0" w:color="CCCCCC"/>
+            </w:tcBorders>
+            <w:shd w:val="clear" w:color="auto" w:fill="1A1A2E"/>
+            <w:tcMar>
+              <w:top w:w="80" w:type="dxa"/>
+              <w:left w:w="120" w:type="dxa"/>
+              <w:bottom w:w="80" w:type="dxa"/>
+              <w:right w:w="120" w:type="dxa"/>
+            </w:tcMar>
+            <w:vAlign w:val="center"/>
+          </w:tcPr>
+          <w:p>
             <w:r>
               <w:rPr>
                 <w:b/>
@@ -887,71 +743,7 @@
                 <w:sz w:val="20"/>
                 <w:szCs w:val="20"/>
               </w:rPr>
-              <w:t>Yr</w:t>
-            </w:r>
-            <w:proofErr w:type="spellEnd"/>
-            <w:r>
-              <w:rPr>
-                <w:b/>
-                <w:bCs/>
-                <w:color w:val="FFFFFF"/>
-                <w:sz w:val="20"/>
-                <w:szCs w:val="20"/>
-              </w:rPr>
-              <w:t xml:space="preserve"> 1)</w:t>
-            </w:r>
-          </w:p>
-        </w:tc>
-        <w:tc>
-          <w:tcPr>
-            <w:tcW w:w="2340" w:type="dxa"/>
-            <w:tcBorders>
-              <w:top w:val="single" w:sz="1" w:space="0" w:color="CCCCCC"/>
-              <w:left w:val="single" w:sz="1" w:space="0" w:color="CCCCCC"/>
-              <w:bottom w:val="single" w:sz="1" w:space="0" w:color="CCCCCC"/>
-              <w:right w:val="single" w:sz="1" w:space="0" w:color="CCCCCC"/>
-            </w:tcBorders>
-            <w:shd w:val="clear" w:color="auto" w:fill="1A1A2E"/>
-            <w:tcMar>
-              <w:top w:w="80" w:type="dxa"/>
-              <w:left w:w="120" w:type="dxa"/>
-              <w:bottom w:w="80" w:type="dxa"/>
-              <w:right w:w="120" w:type="dxa"/>
-            </w:tcMar>
-            <w:vAlign w:val="center"/>
-          </w:tcPr>
-          <w:p>
-            <w:r>
-              <w:rPr>
-                <w:b/>
-                <w:bCs/>
-                <w:color w:val="FFFFFF"/>
-                <w:sz w:val="20"/>
-                <w:szCs w:val="20"/>
-              </w:rPr>
-              <w:t>Monthly (</w:t>
-            </w:r>
-            <w:proofErr w:type="spellStart"/>
-            <w:r>
-              <w:rPr>
-                <w:b/>
-                <w:bCs/>
-                <w:color w:val="FFFFFF"/>
-                <w:sz w:val="20"/>
-                <w:szCs w:val="20"/>
-              </w:rPr>
-              <w:t>Yr</w:t>
-            </w:r>
-            <w:proofErr w:type="spellEnd"/>
-            <w:r>
-              <w:rPr>
-                <w:b/>
-                <w:bCs/>
-                <w:color w:val="FFFFFF"/>
-                <w:sz w:val="20"/>
-                <w:szCs w:val="20"/>
-              </w:rPr>
-              <w:t xml:space="preserve"> 3)</w:t>
+              <w:t>Monthly (Yr 3)</w:t>
             </w:r>
           </w:p>
         </w:tc>
@@ -966,7 +758,6 @@
               <w:bottom w:val="single" w:sz="1" w:space="0" w:color="CCCCCC"/>
               <w:right w:val="single" w:sz="1" w:space="0" w:color="CCCCCC"/>
             </w:tcBorders>
-            <w:shd w:val="clear" w:color="auto" w:fill="auto"/>
             <w:tcMar>
               <w:top w:w="80" w:type="dxa"/>
               <w:left w:w="120" w:type="dxa"/>
@@ -995,7 +786,6 @@
               <w:bottom w:val="single" w:sz="1" w:space="0" w:color="CCCCCC"/>
               <w:right w:val="single" w:sz="1" w:space="0" w:color="CCCCCC"/>
             </w:tcBorders>
-            <w:shd w:val="clear" w:color="auto" w:fill="auto"/>
             <w:tcMar>
               <w:top w:w="80" w:type="dxa"/>
               <w:left w:w="120" w:type="dxa"/>
@@ -1027,7 +817,6 @@
               <w:bottom w:val="single" w:sz="1" w:space="0" w:color="CCCCCC"/>
               <w:right w:val="single" w:sz="1" w:space="0" w:color="CCCCCC"/>
             </w:tcBorders>
-            <w:shd w:val="clear" w:color="auto" w:fill="auto"/>
             <w:tcMar>
               <w:top w:w="80" w:type="dxa"/>
               <w:left w:w="120" w:type="dxa"/>
@@ -1156,7 +945,6 @@
               <w:bottom w:val="single" w:sz="1" w:space="0" w:color="CCCCCC"/>
               <w:right w:val="single" w:sz="1" w:space="0" w:color="CCCCCC"/>
             </w:tcBorders>
-            <w:shd w:val="clear" w:color="auto" w:fill="auto"/>
             <w:tcMar>
               <w:top w:w="80" w:type="dxa"/>
               <w:left w:w="120" w:type="dxa"/>
@@ -1203,7 +991,6 @@
               <w:bottom w:val="single" w:sz="1" w:space="0" w:color="CCCCCC"/>
               <w:right w:val="single" w:sz="1" w:space="0" w:color="CCCCCC"/>
             </w:tcBorders>
-            <w:shd w:val="clear" w:color="auto" w:fill="auto"/>
             <w:tcMar>
               <w:top w:w="80" w:type="dxa"/>
               <w:left w:w="120" w:type="dxa"/>
@@ -1235,7 +1022,6 @@
               <w:bottom w:val="single" w:sz="1" w:space="0" w:color="CCCCCC"/>
               <w:right w:val="single" w:sz="1" w:space="0" w:color="CCCCCC"/>
             </w:tcBorders>
-            <w:shd w:val="clear" w:color="auto" w:fill="auto"/>
             <w:tcMar>
               <w:top w:w="80" w:type="dxa"/>
               <w:left w:w="120" w:type="dxa"/>
@@ -1364,7 +1150,6 @@
               <w:bottom w:val="single" w:sz="1" w:space="0" w:color="CCCCCC"/>
               <w:right w:val="single" w:sz="1" w:space="0" w:color="CCCCCC"/>
             </w:tcBorders>
-            <w:shd w:val="clear" w:color="auto" w:fill="auto"/>
             <w:tcMar>
               <w:top w:w="80" w:type="dxa"/>
               <w:left w:w="120" w:type="dxa"/>
@@ -1395,7 +1180,6 @@
               <w:bottom w:val="single" w:sz="1" w:space="0" w:color="CCCCCC"/>
               <w:right w:val="single" w:sz="1" w:space="0" w:color="CCCCCC"/>
             </w:tcBorders>
-            <w:shd w:val="clear" w:color="auto" w:fill="auto"/>
             <w:tcMar>
               <w:top w:w="80" w:type="dxa"/>
               <w:left w:w="120" w:type="dxa"/>
@@ -1429,7 +1213,6 @@
               <w:bottom w:val="single" w:sz="1" w:space="0" w:color="CCCCCC"/>
               <w:right w:val="single" w:sz="1" w:space="0" w:color="CCCCCC"/>
             </w:tcBorders>
-            <w:shd w:val="clear" w:color="auto" w:fill="auto"/>
             <w:tcMar>
               <w:top w:w="80" w:type="dxa"/>
               <w:left w:w="120" w:type="dxa"/>
@@ -1649,7 +1432,6 @@
               <w:bottom w:val="single" w:sz="1" w:space="0" w:color="CCCCCC"/>
               <w:right w:val="single" w:sz="1" w:space="0" w:color="CCCCCC"/>
             </w:tcBorders>
-            <w:shd w:val="clear" w:color="auto" w:fill="auto"/>
             <w:tcMar>
               <w:top w:w="80" w:type="dxa"/>
               <w:left w:w="120" w:type="dxa"/>
@@ -1678,7 +1460,6 @@
               <w:bottom w:val="single" w:sz="1" w:space="0" w:color="CCCCCC"/>
               <w:right w:val="single" w:sz="1" w:space="0" w:color="CCCCCC"/>
             </w:tcBorders>
-            <w:shd w:val="clear" w:color="auto" w:fill="auto"/>
             <w:tcMar>
               <w:top w:w="80" w:type="dxa"/>
               <w:left w:w="120" w:type="dxa"/>
@@ -1707,7 +1488,6 @@
               <w:bottom w:val="single" w:sz="1" w:space="0" w:color="CCCCCC"/>
               <w:right w:val="single" w:sz="1" w:space="0" w:color="CCCCCC"/>
             </w:tcBorders>
-            <w:shd w:val="clear" w:color="auto" w:fill="auto"/>
             <w:tcMar>
               <w:top w:w="80" w:type="dxa"/>
               <w:left w:w="120" w:type="dxa"/>
@@ -1827,7 +1607,6 @@
               <w:bottom w:val="single" w:sz="1" w:space="0" w:color="CCCCCC"/>
               <w:right w:val="single" w:sz="1" w:space="0" w:color="CCCCCC"/>
             </w:tcBorders>
-            <w:shd w:val="clear" w:color="auto" w:fill="auto"/>
             <w:tcMar>
               <w:top w:w="80" w:type="dxa"/>
               <w:left w:w="120" w:type="dxa"/>
@@ -1856,7 +1635,6 @@
               <w:bottom w:val="single" w:sz="1" w:space="0" w:color="CCCCCC"/>
               <w:right w:val="single" w:sz="1" w:space="0" w:color="CCCCCC"/>
             </w:tcBorders>
-            <w:shd w:val="clear" w:color="auto" w:fill="auto"/>
             <w:tcMar>
               <w:top w:w="80" w:type="dxa"/>
               <w:left w:w="120" w:type="dxa"/>
@@ -1885,7 +1663,6 @@
               <w:bottom w:val="single" w:sz="1" w:space="0" w:color="CCCCCC"/>
               <w:right w:val="single" w:sz="1" w:space="0" w:color="CCCCCC"/>
             </w:tcBorders>
-            <w:shd w:val="clear" w:color="auto" w:fill="auto"/>
             <w:tcMar>
               <w:top w:w="80" w:type="dxa"/>
               <w:left w:w="120" w:type="dxa"/>
@@ -2005,7 +1782,6 @@
               <w:bottom w:val="single" w:sz="1" w:space="0" w:color="CCCCCC"/>
               <w:right w:val="single" w:sz="1" w:space="0" w:color="CCCCCC"/>
             </w:tcBorders>
-            <w:shd w:val="clear" w:color="auto" w:fill="auto"/>
             <w:tcMar>
               <w:top w:w="80" w:type="dxa"/>
               <w:left w:w="120" w:type="dxa"/>
@@ -2034,7 +1810,6 @@
               <w:bottom w:val="single" w:sz="1" w:space="0" w:color="CCCCCC"/>
               <w:right w:val="single" w:sz="1" w:space="0" w:color="CCCCCC"/>
             </w:tcBorders>
-            <w:shd w:val="clear" w:color="auto" w:fill="auto"/>
             <w:tcMar>
               <w:top w:w="80" w:type="dxa"/>
               <w:left w:w="120" w:type="dxa"/>
@@ -2063,7 +1838,6 @@
               <w:bottom w:val="single" w:sz="1" w:space="0" w:color="CCCCCC"/>
               <w:right w:val="single" w:sz="1" w:space="0" w:color="CCCCCC"/>
             </w:tcBorders>
-            <w:shd w:val="clear" w:color="auto" w:fill="auto"/>
             <w:tcMar>
               <w:top w:w="80" w:type="dxa"/>
               <w:left w:w="120" w:type="dxa"/>
@@ -2183,7 +1957,6 @@
               <w:bottom w:val="single" w:sz="1" w:space="0" w:color="CCCCCC"/>
               <w:right w:val="single" w:sz="1" w:space="0" w:color="CCCCCC"/>
             </w:tcBorders>
-            <w:shd w:val="clear" w:color="auto" w:fill="auto"/>
             <w:tcMar>
               <w:top w:w="80" w:type="dxa"/>
               <w:left w:w="120" w:type="dxa"/>
@@ -2212,7 +1985,6 @@
               <w:bottom w:val="single" w:sz="1" w:space="0" w:color="CCCCCC"/>
               <w:right w:val="single" w:sz="1" w:space="0" w:color="CCCCCC"/>
             </w:tcBorders>
-            <w:shd w:val="clear" w:color="auto" w:fill="auto"/>
             <w:tcMar>
               <w:top w:w="80" w:type="dxa"/>
               <w:left w:w="120" w:type="dxa"/>
@@ -2241,7 +2013,6 @@
               <w:bottom w:val="single" w:sz="1" w:space="0" w:color="CCCCCC"/>
               <w:right w:val="single" w:sz="1" w:space="0" w:color="CCCCCC"/>
             </w:tcBorders>
-            <w:shd w:val="clear" w:color="auto" w:fill="auto"/>
             <w:tcMar>
               <w:top w:w="80" w:type="dxa"/>
               <w:left w:w="120" w:type="dxa"/>
@@ -2830,7 +2601,6 @@
               <w:bottom w:val="single" w:sz="1" w:space="0" w:color="CCCCCC"/>
               <w:right w:val="single" w:sz="1" w:space="0" w:color="CCCCCC"/>
             </w:tcBorders>
-            <w:shd w:val="clear" w:color="auto" w:fill="auto"/>
             <w:tcMar>
               <w:top w:w="80" w:type="dxa"/>
               <w:left w:w="120" w:type="dxa"/>
@@ -2859,7 +2629,6 @@
               <w:bottom w:val="single" w:sz="1" w:space="0" w:color="CCCCCC"/>
               <w:right w:val="single" w:sz="1" w:space="0" w:color="CCCCCC"/>
             </w:tcBorders>
-            <w:shd w:val="clear" w:color="auto" w:fill="auto"/>
             <w:tcMar>
               <w:top w:w="80" w:type="dxa"/>
               <w:left w:w="120" w:type="dxa"/>
@@ -2891,7 +2660,6 @@
               <w:bottom w:val="single" w:sz="1" w:space="0" w:color="CCCCCC"/>
               <w:right w:val="single" w:sz="1" w:space="0" w:color="CCCCCC"/>
             </w:tcBorders>
-            <w:shd w:val="clear" w:color="auto" w:fill="auto"/>
             <w:tcMar>
               <w:top w:w="80" w:type="dxa"/>
               <w:left w:w="120" w:type="dxa"/>
@@ -2923,7 +2691,6 @@
               <w:bottom w:val="single" w:sz="1" w:space="0" w:color="CCCCCC"/>
               <w:right w:val="single" w:sz="1" w:space="0" w:color="CCCCCC"/>
             </w:tcBorders>
-            <w:shd w:val="clear" w:color="auto" w:fill="auto"/>
             <w:tcMar>
               <w:top w:w="80" w:type="dxa"/>
               <w:left w:w="120" w:type="dxa"/>
@@ -2955,7 +2722,6 @@
               <w:bottom w:val="single" w:sz="1" w:space="0" w:color="CCCCCC"/>
               <w:right w:val="single" w:sz="1" w:space="0" w:color="CCCCCC"/>
             </w:tcBorders>
-            <w:shd w:val="clear" w:color="auto" w:fill="auto"/>
             <w:tcMar>
               <w:top w:w="80" w:type="dxa"/>
               <w:left w:w="120" w:type="dxa"/>
@@ -3148,7 +2914,6 @@
               <w:bottom w:val="single" w:sz="1" w:space="0" w:color="CCCCCC"/>
               <w:right w:val="single" w:sz="1" w:space="0" w:color="CCCCCC"/>
             </w:tcBorders>
-            <w:shd w:val="clear" w:color="auto" w:fill="auto"/>
             <w:tcMar>
               <w:top w:w="80" w:type="dxa"/>
               <w:left w:w="120" w:type="dxa"/>
@@ -3177,7 +2942,6 @@
               <w:bottom w:val="single" w:sz="1" w:space="0" w:color="CCCCCC"/>
               <w:right w:val="single" w:sz="1" w:space="0" w:color="CCCCCC"/>
             </w:tcBorders>
-            <w:shd w:val="clear" w:color="auto" w:fill="auto"/>
             <w:tcMar>
               <w:top w:w="80" w:type="dxa"/>
               <w:left w:w="120" w:type="dxa"/>
@@ -3209,7 +2973,6 @@
               <w:bottom w:val="single" w:sz="1" w:space="0" w:color="CCCCCC"/>
               <w:right w:val="single" w:sz="1" w:space="0" w:color="CCCCCC"/>
             </w:tcBorders>
-            <w:shd w:val="clear" w:color="auto" w:fill="auto"/>
             <w:tcMar>
               <w:top w:w="80" w:type="dxa"/>
               <w:left w:w="120" w:type="dxa"/>
@@ -3241,7 +3004,6 @@
               <w:bottom w:val="single" w:sz="1" w:space="0" w:color="CCCCCC"/>
               <w:right w:val="single" w:sz="1" w:space="0" w:color="CCCCCC"/>
             </w:tcBorders>
-            <w:shd w:val="clear" w:color="auto" w:fill="auto"/>
             <w:tcMar>
               <w:top w:w="80" w:type="dxa"/>
               <w:left w:w="120" w:type="dxa"/>
@@ -3273,7 +3035,6 @@
               <w:bottom w:val="single" w:sz="1" w:space="0" w:color="CCCCCC"/>
               <w:right w:val="single" w:sz="1" w:space="0" w:color="CCCCCC"/>
             </w:tcBorders>
-            <w:shd w:val="clear" w:color="auto" w:fill="auto"/>
             <w:tcMar>
               <w:top w:w="80" w:type="dxa"/>
               <w:left w:w="120" w:type="dxa"/>
@@ -3466,7 +3227,6 @@
               <w:bottom w:val="single" w:sz="1" w:space="0" w:color="CCCCCC"/>
               <w:right w:val="single" w:sz="1" w:space="0" w:color="CCCCCC"/>
             </w:tcBorders>
-            <w:shd w:val="clear" w:color="auto" w:fill="auto"/>
             <w:tcMar>
               <w:top w:w="80" w:type="dxa"/>
               <w:left w:w="120" w:type="dxa"/>
@@ -3497,7 +3257,6 @@
               <w:bottom w:val="single" w:sz="1" w:space="0" w:color="CCCCCC"/>
               <w:right w:val="single" w:sz="1" w:space="0" w:color="CCCCCC"/>
             </w:tcBorders>
-            <w:shd w:val="clear" w:color="auto" w:fill="auto"/>
             <w:tcMar>
               <w:top w:w="80" w:type="dxa"/>
               <w:left w:w="120" w:type="dxa"/>
@@ -3531,7 +3290,6 @@
               <w:bottom w:val="single" w:sz="1" w:space="0" w:color="CCCCCC"/>
               <w:right w:val="single" w:sz="1" w:space="0" w:color="CCCCCC"/>
             </w:tcBorders>
-            <w:shd w:val="clear" w:color="auto" w:fill="auto"/>
             <w:tcMar>
               <w:top w:w="80" w:type="dxa"/>
               <w:left w:w="120" w:type="dxa"/>
@@ -3565,7 +3323,6 @@
               <w:bottom w:val="single" w:sz="1" w:space="0" w:color="CCCCCC"/>
               <w:right w:val="single" w:sz="1" w:space="0" w:color="CCCCCC"/>
             </w:tcBorders>
-            <w:shd w:val="clear" w:color="auto" w:fill="auto"/>
             <w:tcMar>
               <w:top w:w="80" w:type="dxa"/>
               <w:left w:w="120" w:type="dxa"/>
@@ -3599,7 +3356,6 @@
               <w:bottom w:val="single" w:sz="1" w:space="0" w:color="CCCCCC"/>
               <w:right w:val="single" w:sz="1" w:space="0" w:color="CCCCCC"/>
             </w:tcBorders>
-            <w:shd w:val="clear" w:color="auto" w:fill="auto"/>
             <w:tcMar>
               <w:top w:w="80" w:type="dxa"/>
               <w:left w:w="120" w:type="dxa"/>
@@ -3700,81 +3456,39 @@
         <w:rPr>
           <w:color w:val="333333"/>
         </w:rPr>
-        <w:t xml:space="preserve">Expenses grow at 22% CAGR </w:t>
-      </w:r>
+        <w:t>Expenses grow at 22% CAGR vs revenue at 79% CAGR — improving unit economics</w:t>
+      </w:r>
+    </w:p>
+    <w:p>
+      <w:pPr>
+        <w:spacing w:before="120"/>
+      </w:pPr>
+    </w:p>
+    <w:p>
+      <w:pPr>
+        <w:pStyle w:val="Heading2"/>
+      </w:pPr>
+      <w:r>
+        <w:t>Path to Profitability</w:t>
+      </w:r>
+    </w:p>
+    <w:p>
+      <w:pPr>
+        <w:spacing w:before="80" w:after="120"/>
+      </w:pPr>
       <w:proofErr w:type="spellStart"/>
       <w:r>
         <w:rPr>
           <w:color w:val="333333"/>
         </w:rPr>
-        <w:t>vs</w:t>
+        <w:t>GatiGo</w:t>
       </w:r>
       <w:proofErr w:type="spellEnd"/>
       <w:r>
         <w:rPr>
           <w:color w:val="333333"/>
         </w:rPr>
-        <w:t xml:space="preserve"> revenue at 79% CAGR — improving unit economics</w:t>
-      </w:r>
-    </w:p>
-    <w:p>
-      <w:pPr>
-        <w:spacing w:before="120"/>
-      </w:pPr>
-    </w:p>
-    <w:p>
-      <w:pPr>
-        <w:pStyle w:val="Heading2"/>
-      </w:pPr>
-      <w:r>
-        <w:t>Path to Profitability</w:t>
-      </w:r>
-    </w:p>
-    <w:p>
-      <w:pPr>
-        <w:spacing w:before="80" w:after="120"/>
-      </w:pPr>
-      <w:proofErr w:type="spellStart"/>
-      <w:r>
-        <w:rPr>
-          <w:color w:val="333333"/>
-        </w:rPr>
-        <w:t>GatiGo</w:t>
-      </w:r>
-      <w:proofErr w:type="spellEnd"/>
-      <w:r>
-        <w:rPr>
-          <w:color w:val="333333"/>
-        </w:rPr>
-        <w:t xml:space="preserve"> expects to run at a loss in Year 1 as it invests in technology and user acquisition — a standard pattern for platform businesses. The business turns profitable in Year 2 at the monthly level (Q3 </w:t>
-      </w:r>
-      <w:proofErr w:type="spellStart"/>
-      <w:r>
-        <w:rPr>
-          <w:color w:val="333333"/>
-        </w:rPr>
-        <w:t>Yr</w:t>
-      </w:r>
-      <w:proofErr w:type="spellEnd"/>
-      <w:r>
-        <w:rPr>
-          <w:color w:val="333333"/>
-        </w:rPr>
-        <w:t xml:space="preserve"> 2) and achieves full annual profitability in Year 3 with </w:t>
-      </w:r>
-      <w:proofErr w:type="gramStart"/>
-      <w:r>
-        <w:rPr>
-          <w:color w:val="333333"/>
-        </w:rPr>
-        <w:t>an</w:t>
-      </w:r>
-      <w:proofErr w:type="gramEnd"/>
-      <w:r>
-        <w:rPr>
-          <w:color w:val="333333"/>
-        </w:rPr>
-        <w:t xml:space="preserve"> 37.5% net margin.</w:t>
+        <w:t xml:space="preserve"> expects to run at a loss in Year 1 as it invests in technology and user acquisition — a standard pattern for platform businesses. The business turns profitable in Year 2 at the monthly level (Q3 Yr 2) and achieves full annual profitability in Year 3 with an 37.5% net margin.</w:t>
       </w:r>
     </w:p>
     <w:p>
@@ -3857,7 +3571,7 @@
           <w:rFonts w:ascii="Courier New" w:eastAsia="Courier New" w:hAnsi="Courier New" w:cs="Courier New"/>
           <w:color w:val="C0392B"/>
         </w:rPr>
-        <w:t>= ₹5</w:t>
+        <w:t>= ₹5,50,000 ÷ ₹</w:t>
       </w:r>
       <w:proofErr w:type="gramStart"/>
       <w:r>
@@ -3865,7 +3579,7 @@
           <w:rFonts w:ascii="Courier New" w:eastAsia="Courier New" w:hAnsi="Courier New" w:cs="Courier New"/>
           <w:color w:val="C0392B"/>
         </w:rPr>
-        <w:t>,50,000</w:t>
+        <w:t>47  =</w:t>
       </w:r>
       <w:proofErr w:type="gramEnd"/>
       <w:r>
@@ -3873,7 +3587,23 @@
           <w:rFonts w:ascii="Courier New" w:eastAsia="Courier New" w:hAnsi="Courier New" w:cs="Courier New"/>
           <w:color w:val="C0392B"/>
         </w:rPr>
-        <w:t xml:space="preserve"> ÷ ₹47  =  11,702 rides/month  ≈  390 rides/day</w:t>
+        <w:t xml:space="preserve">  11,702 rides/</w:t>
+      </w:r>
+      <w:proofErr w:type="gramStart"/>
+      <w:r>
+        <w:rPr>
+          <w:rFonts w:ascii="Courier New" w:eastAsia="Courier New" w:hAnsi="Courier New" w:cs="Courier New"/>
+          <w:color w:val="C0392B"/>
+        </w:rPr>
+        <w:t>month  ≈</w:t>
+      </w:r>
+      <w:proofErr w:type="gramEnd"/>
+      <w:r>
+        <w:rPr>
+          <w:rFonts w:ascii="Courier New" w:eastAsia="Courier New" w:hAnsi="Courier New" w:cs="Courier New"/>
+          <w:color w:val="C0392B"/>
+        </w:rPr>
+        <w:t xml:space="preserve">  390 rides/day</w:t>
       </w:r>
     </w:p>
     <w:p>
@@ -3985,7 +3715,6 @@
               <w:bottom w:val="single" w:sz="1" w:space="0" w:color="CCCCCC"/>
               <w:right w:val="single" w:sz="1" w:space="0" w:color="CCCCCC"/>
             </w:tcBorders>
-            <w:shd w:val="clear" w:color="auto" w:fill="auto"/>
             <w:tcMar>
               <w:top w:w="80" w:type="dxa"/>
               <w:left w:w="120" w:type="dxa"/>
@@ -4014,7 +3743,6 @@
               <w:bottom w:val="single" w:sz="1" w:space="0" w:color="CCCCCC"/>
               <w:right w:val="single" w:sz="1" w:space="0" w:color="CCCCCC"/>
             </w:tcBorders>
-            <w:shd w:val="clear" w:color="auto" w:fill="auto"/>
             <w:tcMar>
               <w:top w:w="80" w:type="dxa"/>
               <w:left w:w="120" w:type="dxa"/>
@@ -4105,7 +3833,6 @@
               <w:bottom w:val="single" w:sz="1" w:space="0" w:color="CCCCCC"/>
               <w:right w:val="single" w:sz="1" w:space="0" w:color="CCCCCC"/>
             </w:tcBorders>
-            <w:shd w:val="clear" w:color="auto" w:fill="auto"/>
             <w:tcMar>
               <w:top w:w="80" w:type="dxa"/>
               <w:left w:w="120" w:type="dxa"/>
@@ -4134,7 +3861,6 @@
               <w:bottom w:val="single" w:sz="1" w:space="0" w:color="CCCCCC"/>
               <w:right w:val="single" w:sz="1" w:space="0" w:color="CCCCCC"/>
             </w:tcBorders>
-            <w:shd w:val="clear" w:color="auto" w:fill="auto"/>
             <w:tcMar>
               <w:top w:w="80" w:type="dxa"/>
               <w:left w:w="120" w:type="dxa"/>
@@ -4353,41 +4079,22 @@
               <w:bottom w:val="single" w:sz="1" w:space="0" w:color="CCCCCC"/>
               <w:right w:val="single" w:sz="1" w:space="0" w:color="CCCCCC"/>
             </w:tcBorders>
-            <w:shd w:val="clear" w:color="auto" w:fill="auto"/>
-            <w:tcMar>
-              <w:top w:w="80" w:type="dxa"/>
-              <w:left w:w="120" w:type="dxa"/>
-              <w:bottom w:w="80" w:type="dxa"/>
-              <w:right w:w="120" w:type="dxa"/>
-            </w:tcMar>
-            <w:vAlign w:val="center"/>
-          </w:tcPr>
-          <w:p>
-            <w:r>
-              <w:rPr>
-                <w:color w:val="000000"/>
-                <w:sz w:val="20"/>
-                <w:szCs w:val="20"/>
-              </w:rPr>
-              <w:t>Expected Daily Rides (</w:t>
-            </w:r>
-            <w:proofErr w:type="spellStart"/>
-            <w:r>
-              <w:rPr>
-                <w:color w:val="000000"/>
-                <w:sz w:val="20"/>
-                <w:szCs w:val="20"/>
-              </w:rPr>
-              <w:t>Yr</w:t>
-            </w:r>
-            <w:proofErr w:type="spellEnd"/>
-            <w:r>
-              <w:rPr>
-                <w:color w:val="000000"/>
-                <w:sz w:val="20"/>
-                <w:szCs w:val="20"/>
-              </w:rPr>
-              <w:t xml:space="preserve"> 1)</w:t>
+            <w:tcMar>
+              <w:top w:w="80" w:type="dxa"/>
+              <w:left w:w="120" w:type="dxa"/>
+              <w:bottom w:w="80" w:type="dxa"/>
+              <w:right w:w="120" w:type="dxa"/>
+            </w:tcMar>
+            <w:vAlign w:val="center"/>
+          </w:tcPr>
+          <w:p>
+            <w:r>
+              <w:rPr>
+                <w:color w:val="000000"/>
+                <w:sz w:val="20"/>
+                <w:szCs w:val="20"/>
+              </w:rPr>
+              <w:t>Expected Daily Rides (Yr 1)</w:t>
             </w:r>
           </w:p>
         </w:tc>
@@ -4400,7 +4107,6 @@
               <w:bottom w:val="single" w:sz="1" w:space="0" w:color="CCCCCC"/>
               <w:right w:val="single" w:sz="1" w:space="0" w:color="CCCCCC"/>
             </w:tcBorders>
-            <w:shd w:val="clear" w:color="auto" w:fill="auto"/>
             <w:tcMar>
               <w:top w:w="80" w:type="dxa"/>
               <w:left w:w="120" w:type="dxa"/>
@@ -4447,25 +4153,7 @@
                 <w:sz w:val="20"/>
                 <w:szCs w:val="20"/>
               </w:rPr>
-              <w:t>Expected Daily Rides (</w:t>
-            </w:r>
-            <w:proofErr w:type="spellStart"/>
-            <w:r>
-              <w:rPr>
-                <w:color w:val="000000"/>
-                <w:sz w:val="20"/>
-                <w:szCs w:val="20"/>
-              </w:rPr>
-              <w:t>Yr</w:t>
-            </w:r>
-            <w:proofErr w:type="spellEnd"/>
-            <w:r>
-              <w:rPr>
-                <w:color w:val="000000"/>
-                <w:sz w:val="20"/>
-                <w:szCs w:val="20"/>
-              </w:rPr>
-              <w:t xml:space="preserve"> 2)</w:t>
+              <w:t>Expected Daily Rides (Yr 2)</w:t>
             </w:r>
           </w:p>
         </w:tc>
@@ -4509,41 +4197,22 @@
               <w:bottom w:val="single" w:sz="1" w:space="0" w:color="CCCCCC"/>
               <w:right w:val="single" w:sz="1" w:space="0" w:color="CCCCCC"/>
             </w:tcBorders>
-            <w:shd w:val="clear" w:color="auto" w:fill="auto"/>
-            <w:tcMar>
-              <w:top w:w="80" w:type="dxa"/>
-              <w:left w:w="120" w:type="dxa"/>
-              <w:bottom w:w="80" w:type="dxa"/>
-              <w:right w:w="120" w:type="dxa"/>
-            </w:tcMar>
-            <w:vAlign w:val="center"/>
-          </w:tcPr>
-          <w:p>
-            <w:r>
-              <w:rPr>
-                <w:color w:val="000000"/>
-                <w:sz w:val="20"/>
-                <w:szCs w:val="20"/>
-              </w:rPr>
-              <w:t>Expected Daily Rides (</w:t>
-            </w:r>
-            <w:proofErr w:type="spellStart"/>
-            <w:r>
-              <w:rPr>
-                <w:color w:val="000000"/>
-                <w:sz w:val="20"/>
-                <w:szCs w:val="20"/>
-              </w:rPr>
-              <w:t>Yr</w:t>
-            </w:r>
-            <w:proofErr w:type="spellEnd"/>
-            <w:r>
-              <w:rPr>
-                <w:color w:val="000000"/>
-                <w:sz w:val="20"/>
-                <w:szCs w:val="20"/>
-              </w:rPr>
-              <w:t xml:space="preserve"> 3)</w:t>
+            <w:tcMar>
+              <w:top w:w="80" w:type="dxa"/>
+              <w:left w:w="120" w:type="dxa"/>
+              <w:bottom w:w="80" w:type="dxa"/>
+              <w:right w:w="120" w:type="dxa"/>
+            </w:tcMar>
+            <w:vAlign w:val="center"/>
+          </w:tcPr>
+          <w:p>
+            <w:r>
+              <w:rPr>
+                <w:color w:val="000000"/>
+                <w:sz w:val="20"/>
+                <w:szCs w:val="20"/>
+              </w:rPr>
+              <w:t>Expected Daily Rides (Yr 3)</w:t>
             </w:r>
           </w:p>
         </w:tc>
@@ -4556,7 +4225,6 @@
               <w:bottom w:val="single" w:sz="1" w:space="0" w:color="CCCCCC"/>
               <w:right w:val="single" w:sz="1" w:space="0" w:color="CCCCCC"/>
             </w:tcBorders>
-            <w:shd w:val="clear" w:color="auto" w:fill="auto"/>
             <w:tcMar>
               <w:top w:w="80" w:type="dxa"/>
               <w:left w:w="120" w:type="dxa"/>
@@ -5528,27 +5196,7 @@
           <w:sz w:val="20"/>
           <w:szCs w:val="20"/>
         </w:rPr>
-        <w:t>Total Expenses = ₹5</w:t>
-      </w:r>
-      <w:proofErr w:type="gramStart"/>
-      <w:r>
-        <w:rPr>
-          <w:rFonts w:ascii="Courier New" w:eastAsia="Courier New" w:hAnsi="Courier New" w:cs="Courier New"/>
-          <w:color w:val="2E4082"/>
-          <w:sz w:val="20"/>
-          <w:szCs w:val="20"/>
-        </w:rPr>
-        <w:t>,50,000</w:t>
-      </w:r>
-      <w:proofErr w:type="gramEnd"/>
-      <w:r>
-        <w:rPr>
-          <w:rFonts w:ascii="Courier New" w:eastAsia="Courier New" w:hAnsi="Courier New" w:cs="Courier New"/>
-          <w:color w:val="2E4082"/>
-          <w:sz w:val="20"/>
-          <w:szCs w:val="20"/>
-        </w:rPr>
-        <w:t xml:space="preserve"> (fixed) + (₹53 × monthly rides)</w:t>
+        <w:t>Total Expenses = ₹5,50,000 (fixed) + (₹53 × monthly rides)</w:t>
       </w:r>
     </w:p>
     <w:p>
@@ -5781,7 +5429,6 @@
               <w:bottom w:val="single" w:sz="1" w:space="0" w:color="CCCCCC"/>
               <w:right w:val="single" w:sz="1" w:space="0" w:color="CCCCCC"/>
             </w:tcBorders>
-            <w:shd w:val="clear" w:color="auto" w:fill="auto"/>
             <w:tcMar>
               <w:top w:w="80" w:type="dxa"/>
               <w:left w:w="120" w:type="dxa"/>
@@ -5810,7 +5457,6 @@
               <w:bottom w:val="single" w:sz="1" w:space="0" w:color="CCCCCC"/>
               <w:right w:val="single" w:sz="1" w:space="0" w:color="CCCCCC"/>
             </w:tcBorders>
-            <w:shd w:val="clear" w:color="auto" w:fill="auto"/>
             <w:tcMar>
               <w:top w:w="80" w:type="dxa"/>
               <w:left w:w="120" w:type="dxa"/>
@@ -5839,7 +5485,6 @@
               <w:bottom w:val="single" w:sz="1" w:space="0" w:color="CCCCCC"/>
               <w:right w:val="single" w:sz="1" w:space="0" w:color="CCCCCC"/>
             </w:tcBorders>
-            <w:shd w:val="clear" w:color="auto" w:fill="auto"/>
             <w:tcMar>
               <w:top w:w="80" w:type="dxa"/>
               <w:left w:w="120" w:type="dxa"/>
@@ -5959,7 +5604,6 @@
               <w:bottom w:val="single" w:sz="1" w:space="0" w:color="CCCCCC"/>
               <w:right w:val="single" w:sz="1" w:space="0" w:color="CCCCCC"/>
             </w:tcBorders>
-            <w:shd w:val="clear" w:color="auto" w:fill="auto"/>
             <w:tcMar>
               <w:top w:w="80" w:type="dxa"/>
               <w:left w:w="120" w:type="dxa"/>
@@ -5988,7 +5632,6 @@
               <w:bottom w:val="single" w:sz="1" w:space="0" w:color="CCCCCC"/>
               <w:right w:val="single" w:sz="1" w:space="0" w:color="CCCCCC"/>
             </w:tcBorders>
-            <w:shd w:val="clear" w:color="auto" w:fill="auto"/>
             <w:tcMar>
               <w:top w:w="80" w:type="dxa"/>
               <w:left w:w="120" w:type="dxa"/>
@@ -6017,7 +5660,6 @@
               <w:bottom w:val="single" w:sz="1" w:space="0" w:color="CCCCCC"/>
               <w:right w:val="single" w:sz="1" w:space="0" w:color="CCCCCC"/>
             </w:tcBorders>
-            <w:shd w:val="clear" w:color="auto" w:fill="auto"/>
             <w:tcMar>
               <w:top w:w="80" w:type="dxa"/>
               <w:left w:w="120" w:type="dxa"/>
@@ -6224,7 +5866,6 @@
               <w:bottom w:val="single" w:sz="1" w:space="0" w:color="CCCCCC"/>
               <w:right w:val="single" w:sz="1" w:space="0" w:color="CCCCCC"/>
             </w:tcBorders>
-            <w:shd w:val="clear" w:color="auto" w:fill="auto"/>
             <w:tcMar>
               <w:top w:w="80" w:type="dxa"/>
               <w:left w:w="120" w:type="dxa"/>
@@ -6253,7 +5894,6 @@
               <w:bottom w:val="single" w:sz="1" w:space="0" w:color="CCCCCC"/>
               <w:right w:val="single" w:sz="1" w:space="0" w:color="CCCCCC"/>
             </w:tcBorders>
-            <w:shd w:val="clear" w:color="auto" w:fill="auto"/>
             <w:tcMar>
               <w:top w:w="80" w:type="dxa"/>
               <w:left w:w="120" w:type="dxa"/>
@@ -6282,7 +5922,6 @@
               <w:bottom w:val="single" w:sz="1" w:space="0" w:color="CCCCCC"/>
               <w:right w:val="single" w:sz="1" w:space="0" w:color="CCCCCC"/>
             </w:tcBorders>
-            <w:shd w:val="clear" w:color="auto" w:fill="auto"/>
             <w:tcMar>
               <w:top w:w="80" w:type="dxa"/>
               <w:left w:w="120" w:type="dxa"/>
@@ -6311,7 +5950,6 @@
               <w:bottom w:val="single" w:sz="1" w:space="0" w:color="CCCCCC"/>
               <w:right w:val="single" w:sz="1" w:space="0" w:color="CCCCCC"/>
             </w:tcBorders>
-            <w:shd w:val="clear" w:color="auto" w:fill="auto"/>
             <w:tcMar>
               <w:top w:w="80" w:type="dxa"/>
               <w:left w:w="120" w:type="dxa"/>
@@ -6352,23 +5990,13 @@
             <w:vAlign w:val="center"/>
           </w:tcPr>
           <w:p>
-            <w:proofErr w:type="spellStart"/>
-            <w:r>
-              <w:rPr>
-                <w:color w:val="000000"/>
-                <w:sz w:val="20"/>
-                <w:szCs w:val="20"/>
-              </w:rPr>
-              <w:t>Uber</w:t>
-            </w:r>
-            <w:proofErr w:type="spellEnd"/>
-            <w:r>
-              <w:rPr>
-                <w:color w:val="000000"/>
-                <w:sz w:val="20"/>
-                <w:szCs w:val="20"/>
-              </w:rPr>
-              <w:t xml:space="preserve"> Pool / Ola Share</w:t>
+            <w:r>
+              <w:rPr>
+                <w:color w:val="000000"/>
+                <w:sz w:val="20"/>
+                <w:szCs w:val="20"/>
+              </w:rPr>
+              <w:t>Uber Pool / Ola Share</w:t>
             </w:r>
           </w:p>
         </w:tc>
@@ -6470,7 +6098,6 @@
               <w:bottom w:val="single" w:sz="1" w:space="0" w:color="CCCCCC"/>
               <w:right w:val="single" w:sz="1" w:space="0" w:color="CCCCCC"/>
             </w:tcBorders>
-            <w:shd w:val="clear" w:color="auto" w:fill="auto"/>
             <w:tcMar>
               <w:top w:w="80" w:type="dxa"/>
               <w:left w:w="120" w:type="dxa"/>
@@ -6501,7 +6128,6 @@
               <w:bottom w:val="single" w:sz="1" w:space="0" w:color="CCCCCC"/>
               <w:right w:val="single" w:sz="1" w:space="0" w:color="CCCCCC"/>
             </w:tcBorders>
-            <w:shd w:val="clear" w:color="auto" w:fill="auto"/>
             <w:tcMar>
               <w:top w:w="80" w:type="dxa"/>
               <w:left w:w="120" w:type="dxa"/>
@@ -6530,7 +6156,6 @@
               <w:bottom w:val="single" w:sz="1" w:space="0" w:color="CCCCCC"/>
               <w:right w:val="single" w:sz="1" w:space="0" w:color="CCCCCC"/>
             </w:tcBorders>
-            <w:shd w:val="clear" w:color="auto" w:fill="auto"/>
             <w:tcMar>
               <w:top w:w="80" w:type="dxa"/>
               <w:left w:w="120" w:type="dxa"/>
@@ -6559,7 +6184,6 @@
               <w:bottom w:val="single" w:sz="1" w:space="0" w:color="CCCCCC"/>
               <w:right w:val="single" w:sz="1" w:space="0" w:color="CCCCCC"/>
             </w:tcBorders>
-            <w:shd w:val="clear" w:color="auto" w:fill="auto"/>
             <w:tcMar>
               <w:top w:w="80" w:type="dxa"/>
               <w:left w:w="120" w:type="dxa"/>
@@ -6879,49 +6503,21 @@
         <w:rPr>
           <w:color w:val="333333"/>
         </w:rPr>
-        <w:t xml:space="preserve">We are addressing a ₹20 billion annual market with a proven model, clear revenue streams, </w:t>
-      </w:r>
-      <w:proofErr w:type="gramStart"/>
+        <w:t xml:space="preserve">We are addressing a ₹20 billion annual market with a proven model, clear revenue streams, a path to profitability by Year 3, and a team driven by purpose. With seed funding of ₹1.5–2 Cr, </w:t>
+      </w:r>
+      <w:proofErr w:type="spellStart"/>
       <w:r>
         <w:rPr>
           <w:color w:val="333333"/>
         </w:rPr>
-        <w:t>a</w:t>
-      </w:r>
-      <w:proofErr w:type="gramEnd"/>
+        <w:t>GatiGo</w:t>
+      </w:r>
+      <w:proofErr w:type="spellEnd"/>
       <w:r>
         <w:rPr>
           <w:color w:val="333333"/>
         </w:rPr>
-        <w:t xml:space="preserve"> path to profitability by Year 3, and a team driven by purpose. With seed funding of ₹1.5–2 Cr, </w:t>
-      </w:r>
-      <w:proofErr w:type="spellStart"/>
-      <w:r>
-        <w:rPr>
-          <w:color w:val="333333"/>
-        </w:rPr>
-        <w:t>GatiGo</w:t>
-      </w:r>
-      <w:proofErr w:type="spellEnd"/>
-      <w:r>
-        <w:rPr>
-          <w:color w:val="333333"/>
-        </w:rPr>
-        <w:t xml:space="preserve"> will achieve product-market fit in Hyderabad, demonstrate scalability, and set the stage for a Series </w:t>
-      </w:r>
-      <w:proofErr w:type="gramStart"/>
-      <w:r>
-        <w:rPr>
-          <w:color w:val="333333"/>
-        </w:rPr>
-        <w:t>A</w:t>
-      </w:r>
-      <w:proofErr w:type="gramEnd"/>
-      <w:r>
-        <w:rPr>
-          <w:color w:val="333333"/>
-        </w:rPr>
-        <w:t xml:space="preserve"> expansion across India's top metro cities.</w:t>
+        <w:t xml:space="preserve"> will achieve product-market fit in Hyderabad, demonstrate scalability, and set the stage for a Series A expansion across India's top metro cities.</w:t>
       </w:r>
     </w:p>
     <w:p>
@@ -6950,21 +6546,7 @@
         <w:rPr>
           <w:color w:val="333333"/>
         </w:rPr>
-        <w:t xml:space="preserve">Seed Funding: ₹1.5 – 2 </w:t>
-      </w:r>
-      <w:proofErr w:type="spellStart"/>
-      <w:r>
-        <w:rPr>
-          <w:color w:val="333333"/>
-        </w:rPr>
-        <w:t>Crore</w:t>
-      </w:r>
-      <w:proofErr w:type="spellEnd"/>
-      <w:r>
-        <w:rPr>
-          <w:color w:val="333333"/>
-        </w:rPr>
-        <w:t xml:space="preserve"> for 12–18 months of runway</w:t>
+        <w:t>Seed Funding: ₹1.5 – 2 Crore for 12–18 months of runway</w:t>
       </w:r>
     </w:p>
     <w:p>
@@ -7032,15 +6614,7 @@
         <w:rPr>
           <w:color w:val="555555"/>
         </w:rPr>
-        <w:t>Contact: hello@gatigo.com</w:t>
-      </w:r>
-      <w:bookmarkStart w:id="0" w:name="_GoBack"/>
-      <w:bookmarkEnd w:id="0"/>
-      <w:r>
-        <w:rPr>
-          <w:color w:val="555555"/>
-        </w:rPr>
-        <w:t xml:space="preserve"> |  +91 87099 72352  |  www.gatigo.in</w:t>
+        <w:t>Contact: hello@gatigo.com |  +91 87099 72352  |  www.gatigo.in</w:t>
       </w:r>
     </w:p>
     <w:p>
@@ -7062,25 +6636,7 @@
           <w:sz w:val="20"/>
           <w:szCs w:val="20"/>
         </w:rPr>
-        <w:t xml:space="preserve"> Boys Hostel, Hyderabad, </w:t>
-      </w:r>
-      <w:proofErr w:type="spellStart"/>
-      <w:r>
-        <w:rPr>
-          <w:color w:val="888888"/>
-          <w:sz w:val="20"/>
-          <w:szCs w:val="20"/>
-        </w:rPr>
-        <w:t>Telangana</w:t>
-      </w:r>
-      <w:proofErr w:type="spellEnd"/>
-      <w:r>
-        <w:rPr>
-          <w:color w:val="888888"/>
-          <w:sz w:val="20"/>
-          <w:szCs w:val="20"/>
-        </w:rPr>
-        <w:t xml:space="preserve"> – 502329</w:t>
+        <w:t xml:space="preserve"> Boys Hostel, Hyderabad, Telangana – 502329</w:t>
       </w:r>
     </w:p>
     <w:sectPr>
@@ -7094,8 +6650,8 @@
 </file>
 
 <file path=word/numbering.xml><?xml version="1.0" encoding="utf-8"?>
-<w:numbering xmlns:wpc="http://schemas.microsoft.com/office/word/2010/wordprocessingCanvas" xmlns:mc="http://schemas.openxmlformats.org/markup-compatibility/2006" xmlns:o="urn:schemas-microsoft-com:office:office" xmlns:r="http://schemas.openxmlformats.org/officeDocument/2006/relationships" xmlns:m="http://schemas.openxmlformats.org/officeDocument/2006/math" xmlns:v="urn:schemas-microsoft-com:vml" xmlns:wp14="http://schemas.microsoft.com/office/word/2010/wordprocessingDrawing" xmlns:wp="http://schemas.openxmlformats.org/drawingml/2006/wordprocessingDrawing" xmlns:w10="urn:schemas-microsoft-com:office:word" xmlns:w="http://schemas.openxmlformats.org/wordprocessingml/2006/main" xmlns:w14="http://schemas.microsoft.com/office/word/2010/wordml" xmlns:w15="http://schemas.microsoft.com/office/word/2012/wordml" xmlns:wpg="http://schemas.microsoft.com/office/word/2010/wordprocessingGroup" xmlns:wpi="http://schemas.microsoft.com/office/word/2010/wordprocessingInk" xmlns:wne="http://schemas.microsoft.com/office/word/2006/wordml" xmlns:wps="http://schemas.microsoft.com/office/word/2010/wordprocessingShape" mc:Ignorable="w14 w15 wp14">
-  <w:abstractNum w:abstractNumId="0">
+<w:numbering xmlns:wpc="http://schemas.microsoft.com/office/word/2010/wordprocessingCanvas" xmlns:cx="http://schemas.microsoft.com/office/drawing/2014/chartex" xmlns:cx1="http://schemas.microsoft.com/office/drawing/2015/9/8/chartex" xmlns:cx2="http://schemas.microsoft.com/office/drawing/2015/10/21/chartex" xmlns:cx3="http://schemas.microsoft.com/office/drawing/2016/5/9/chartex" xmlns:cx4="http://schemas.microsoft.com/office/drawing/2016/5/10/chartex" xmlns:cx5="http://schemas.microsoft.com/office/drawing/2016/5/11/chartex" xmlns:cx6="http://schemas.microsoft.com/office/drawing/2016/5/12/chartex" xmlns:cx7="http://schemas.microsoft.com/office/drawing/2016/5/13/chartex" xmlns:cx8="http://schemas.microsoft.com/office/drawing/2016/5/14/chartex" xmlns:mc="http://schemas.openxmlformats.org/markup-compatibility/2006" xmlns:aink="http://schemas.microsoft.com/office/drawing/2016/ink" xmlns:am3d="http://schemas.microsoft.com/office/drawing/2017/model3d" xmlns:o="urn:schemas-microsoft-com:office:office" xmlns:oel="http://schemas.microsoft.com/office/2019/extlst" xmlns:r="http://schemas.openxmlformats.org/officeDocument/2006/relationships" xmlns:m="http://schemas.openxmlformats.org/officeDocument/2006/math" xmlns:v="urn:schemas-microsoft-com:vml" xmlns:wp14="http://schemas.microsoft.com/office/word/2010/wordprocessingDrawing" xmlns:wp="http://schemas.openxmlformats.org/drawingml/2006/wordprocessingDrawing" xmlns:w10="urn:schemas-microsoft-com:office:word" xmlns:w="http://schemas.openxmlformats.org/wordprocessingml/2006/main" xmlns:w14="http://schemas.microsoft.com/office/word/2010/wordml" xmlns:w15="http://schemas.microsoft.com/office/word/2012/wordml" xmlns:w16cex="http://schemas.microsoft.com/office/word/2018/wordml/cex" xmlns:w16cid="http://schemas.microsoft.com/office/word/2016/wordml/cid" xmlns:w16="http://schemas.microsoft.com/office/word/2018/wordml" xmlns:w16du="http://schemas.microsoft.com/office/word/2023/wordml/word16du" xmlns:w16sdtdh="http://schemas.microsoft.com/office/word/2020/wordml/sdtdatahash" xmlns:w16sdtfl="http://schemas.microsoft.com/office/word/2024/wordml/sdtformatlock" xmlns:w16se="http://schemas.microsoft.com/office/word/2015/wordml/symex" xmlns:wpg="http://schemas.microsoft.com/office/word/2010/wordprocessingGroup" xmlns:wpi="http://schemas.microsoft.com/office/word/2010/wordprocessingInk" xmlns:wne="http://schemas.microsoft.com/office/word/2006/wordml" xmlns:wps="http://schemas.microsoft.com/office/word/2010/wordprocessingShape" mc:Ignorable="w14 w15 w16se w16cid w16 w16cex w16sdtdh w16sdtfl w16du wp14">
+  <w:abstractNum w:abstractNumId="0" w15:restartNumberingAfterBreak="0">
     <w:nsid w:val="5E0C2F59"/>
     <w:multiLevelType w:val="hybridMultilevel"/>
     <w:tmpl w:val="4290EA06"/>
@@ -7149,7 +6705,7 @@
       <w:lvlJc w:val="left"/>
     </w:lvl>
   </w:abstractNum>
-  <w:abstractNum w:abstractNumId="1">
+  <w:abstractNum w:abstractNumId="1" w15:restartNumberingAfterBreak="0">
     <w:nsid w:val="681C5176"/>
     <w:multiLevelType w:val="hybridMultilevel"/>
     <w:tmpl w:val="B2B8C870"/>
@@ -7235,13 +6791,13 @@
       </w:pPr>
     </w:lvl>
   </w:abstractNum>
-  <w:num w:numId="1">
+  <w:num w:numId="1" w16cid:durableId="1262031098">
     <w:abstractNumId w:val="1"/>
     <w:lvlOverride w:ilvl="0">
       <w:startOverride w:val="1"/>
     </w:lvlOverride>
   </w:num>
-  <w:num w:numId="2">
+  <w:num w:numId="2" w16cid:durableId="1515338743">
     <w:abstractNumId w:val="0"/>
     <w:lvlOverride w:ilvl="0">
       <w:startOverride w:val="1"/>
@@ -7251,7 +6807,7 @@
 </file>
 
 <file path=word/styles.xml><?xml version="1.0" encoding="utf-8"?>
-<w:styles xmlns:mc="http://schemas.openxmlformats.org/markup-compatibility/2006" xmlns:r="http://schemas.openxmlformats.org/officeDocument/2006/relationships" xmlns:w="http://schemas.openxmlformats.org/wordprocessingml/2006/main" xmlns:w14="http://schemas.microsoft.com/office/word/2010/wordml" xmlns:w15="http://schemas.microsoft.com/office/word/2012/wordml" mc:Ignorable="w14 w15">
+<w:styles xmlns:mc="http://schemas.openxmlformats.org/markup-compatibility/2006" xmlns:r="http://schemas.openxmlformats.org/officeDocument/2006/relationships" xmlns:w="http://schemas.openxmlformats.org/wordprocessingml/2006/main" xmlns:w14="http://schemas.microsoft.com/office/word/2010/wordml" xmlns:w15="http://schemas.microsoft.com/office/word/2012/wordml" xmlns:w16cex="http://schemas.microsoft.com/office/word/2018/wordml/cex" xmlns:w16cid="http://schemas.microsoft.com/office/word/2016/wordml/cid" xmlns:w16="http://schemas.microsoft.com/office/word/2018/wordml" xmlns:w16du="http://schemas.microsoft.com/office/word/2023/wordml/word16du" xmlns:w16sdtdh="http://schemas.microsoft.com/office/word/2020/wordml/sdtdatahash" xmlns:w16sdtfl="http://schemas.microsoft.com/office/word/2024/wordml/sdtformatlock" xmlns:w16se="http://schemas.microsoft.com/office/word/2015/wordml/symex" mc:Ignorable="w14 w15 w16se w16cid w16 w16cex w16sdtdh w16sdtfl w16du">
   <w:docDefaults>
     <w:rPrDefault>
       <w:rPr>
@@ -7263,7 +6819,7 @@
     </w:rPrDefault>
     <w:pPrDefault/>
   </w:docDefaults>
-  <w:latentStyles w:defLockedState="0" w:defUIPriority="99" w:defSemiHidden="0" w:defUnhideWhenUsed="0" w:defQFormat="0" w:count="371">
+  <w:latentStyles w:defLockedState="0" w:defUIPriority="99" w:defSemiHidden="0" w:defUnhideWhenUsed="0" w:defQFormat="0" w:count="376">
     <w:lsdException w:name="Normal" w:uiPriority="0" w:qFormat="1"/>
     <w:lsdException w:name="heading 1" w:uiPriority="9" w:qFormat="1"/>
     <w:lsdException w:name="heading 2" w:semiHidden="1" w:uiPriority="9" w:unhideWhenUsed="1" w:qFormat="1"/>
@@ -7635,6 +7191,11 @@
     <w:lsdException w:name="List Table 5 Dark Accent 6" w:uiPriority="50"/>
     <w:lsdException w:name="List Table 6 Colorful Accent 6" w:uiPriority="51"/>
     <w:lsdException w:name="List Table 7 Colorful Accent 6" w:uiPriority="52"/>
+    <w:lsdException w:name="Mention" w:semiHidden="1" w:unhideWhenUsed="1"/>
+    <w:lsdException w:name="Smart Hyperlink" w:semiHidden="1" w:unhideWhenUsed="1"/>
+    <w:lsdException w:name="Hashtag" w:semiHidden="1" w:unhideWhenUsed="1"/>
+    <w:lsdException w:name="Unresolved Mention" w:semiHidden="1" w:unhideWhenUsed="1"/>
+    <w:lsdException w:name="Smart Link" w:semiHidden="1" w:unhideWhenUsed="1"/>
   </w:latentStyles>
   <w:style w:type="paragraph" w:default="1" w:styleId="Normal">
     <w:name w:val="Normal"/>
